--- a/word_reports/LP_0015_위치_321_Various Artists_New Pops .docx
+++ b/word_reports/LP_0015_위치_321_Various Artists_New Pops .docx
@@ -4,7 +4,7 @@
   <w:body>
     <w:p>
       <w:pPr>
-        <w:spacing w:after="280"/>
+        <w:spacing w:after="80"/>
       </w:pPr>
       <w:r>
         <w:rPr w:rFonts="맑은 고딕">
@@ -13,94 +13,47 @@
           <w:color w:val="1E3A8A"/>
           <w:sz w:val="30"/>
         </w:rPr>
-        <w:t>[321] Various Artists - New Pops Album Vol. 6</w:t>
+        <w:t>Various Artists - New Pops Album Vol. 6</w:t>
       </w:r>
     </w:p>
     <w:p>
       <w:pPr>
-        <w:spacing w:after="320"/>
+        <w:spacing w:after="240"/>
       </w:pPr>
       <w:r>
         <w:rPr w:rFonts="맑은 고딕">
           <w:rFonts w:ascii="맑은 고딕" w:hAnsi="맑은 고딕" w:eastAsia="맑은 고딕"/>
           <w:b/>
-          <w:sz w:val="20"/>
+          <w:color w:val="4B5563"/>
+          <w:sz w:val="22"/>
         </w:rPr>
-        <w:t>■ 위치 : 321</w:t>
-        <w:br/>
-      </w:r>
-      <w:r>
-        <w:rPr w:rFonts="맑은 고딕">
-          <w:rFonts w:ascii="맑은 고딕" w:hAnsi="맑은 고딕" w:eastAsia="맑은 고딕"/>
-          <w:b/>
-          <w:sz w:val="20"/>
-        </w:rPr>
-        <w:t>■ 아티스트 : Various Artists</w:t>
-        <w:br/>
-      </w:r>
-      <w:r>
-        <w:rPr w:rFonts="맑은 고딕">
-          <w:rFonts w:ascii="맑은 고딕" w:hAnsi="맑은 고딕" w:eastAsia="맑은 고딕"/>
-          <w:b/>
-          <w:sz w:val="20"/>
-        </w:rPr>
-        <w:t>■ 앨범명 : New Pops Album Vol. 6</w:t>
-        <w:br/>
-      </w:r>
-      <w:r>
-        <w:rPr w:rFonts="맑은 고딕">
-          <w:rFonts w:ascii="맑은 고딕" w:hAnsi="맑은 고딕" w:eastAsia="맑은 고딕"/>
-          <w:b w:val="0"/>
-          <w:sz w:val="20"/>
-        </w:rPr>
-        <w:t>■ 음반 레이블 : 오아시스 레코드 (Oasis Records)</w:t>
-        <w:br/>
-      </w:r>
-      <w:r>
-        <w:rPr w:rFonts="맑은 고딕">
-          <w:rFonts w:ascii="맑은 고딕" w:hAnsi="맑은 고딕" w:eastAsia="맑은 고딕"/>
-          <w:b w:val="0"/>
-          <w:sz w:val="20"/>
-        </w:rPr>
-        <w:t>■ 발매년도 : 1977</w:t>
-        <w:br/>
-      </w:r>
-      <w:r>
-        <w:rPr w:rFonts="맑은 고딕">
-          <w:rFonts w:ascii="맑은 고딕" w:hAnsi="맑은 고딕" w:eastAsia="맑은 고딕"/>
-          <w:b w:val="0"/>
-          <w:sz w:val="20"/>
-        </w:rPr>
-        <w:t>■ 장르 : 팝 / 록 / 팝 포크 (Pop / Rock / Pop Folk)</w:t>
-        <w:br/>
-      </w:r>
-      <w:r>
-        <w:rPr w:rFonts="맑은 고딕">
-          <w:rFonts w:ascii="맑은 고딕" w:hAnsi="맑은 고딕" w:eastAsia="맑은 고딕"/>
-          <w:b w:val="0"/>
-          <w:sz w:val="20"/>
-        </w:rPr>
-        <w:t>■ 주요 수록곡 : 1. ABBA - Dancing Queen</w:t>
-        <w:br/>
+        <w:t>위치 :  321</w:t>
       </w:r>
     </w:p>
     <w:p>
       <w:pPr>
-        <w:spacing w:after="160"/>
+        <w:spacing w:line="324" w:lineRule="auto" w:before="80" w:after="160"/>
       </w:pPr>
       <w:r>
         <w:rPr w:rFonts="맑은 고딕">
           <w:rFonts w:ascii="맑은 고딕" w:hAnsi="맑은 고딕" w:eastAsia="맑은 고딕"/>
           <w:b/>
           <w:color w:val="1F2937"/>
-          <w:sz w:val="24"/>
+          <w:sz w:val="22"/>
         </w:rPr>
-        <w:t>■ 음반 해설 및 감상 가이드</w:t>
+        <w:t xml:space="preserve">[음반 소개] </w:t>
+      </w:r>
+      <w:r>
+        <w:rPr w:rFonts="맑은 고딕">
+          <w:rFonts w:ascii="맑은 고딕" w:hAnsi="맑은 고딕" w:eastAsia="맑은 고딕"/>
+          <w:b w:val="0"/>
+          <w:sz w:val="21"/>
+        </w:rPr>
       </w:r>
     </w:p>
     <w:p>
       <w:pPr>
-        <w:spacing w:line="312" w:lineRule="auto" w:after="120"/>
+        <w:spacing w:line="324" w:lineRule="auto" w:after="120"/>
       </w:pPr>
       <w:r>
         <w:rPr w:rFonts="맑은 고딕">
@@ -108,51 +61,516 @@
           <w:b w:val="0"/>
           <w:sz w:val="21"/>
         </w:rPr>
-        <w:t>1970년대 한국 음반 시장에서 '컴필레이션 LP(편집 음반)'는 서구의 최신 음악 트렌드를 가장 빠르게 접할 수 있었던 소중한 창구였습니다. 본 음반 《New Pops Album Vol. 6》는 1970년대 중반을 풍미했던 세계적인 팝 명곡들을 엄선하여 담아낸 명작 옴니버스 앨범으로, 당대 국내 음악 팬들에게 뜨거운 사랑을 받으며 70년대 팝 황금기의 시대적 호흡과 정서를 그대로 간직하고 있습니다.</w:t>
+        <w:t>한 시대의 공기와 낭만을 고스란히 그러안은 컴필레이션 음반은 개별 아티스트의 정규반과는 또 다른 찬란한 서사적 울림을 지닙니다. 본 음반은 팝 음악의 황금기에 세계인들의 가슴을 적셨던 불멸의 선율들을 엄선하여 하나의 아름다운 음향적 풍경화로 엮어낸 수작입니다. 턴테이블의 바늘이 미세한 소리골을 스치는 순간, 잊혀가던 아날로그 시대의 온기와 청춘의 아련한 초상이 눈앞에 선명한 파노라마처럼 펼쳐집니다. 시대를 초월해 애호가들의 감성을 어루만져 온 명곡들의 정수를 집대성하여 클래식 음악 못지않은 깊은 미학적 감동과 품격을 선사합니다.</w:t>
       </w:r>
     </w:p>
     <w:p>
       <w:pPr>
-        <w:spacing w:line="312" w:lineRule="auto" w:after="120"/>
+        <w:spacing w:line="324" w:lineRule="auto" w:before="200" w:after="80"/>
       </w:pPr>
+      <w:r>
+        <w:rPr w:rFonts="맑은 고딕">
+          <w:rFonts w:ascii="맑은 고딕" w:hAnsi="맑은 고딕" w:eastAsia="맑은 고딕"/>
+          <w:b/>
+          <w:color w:val="1E3A8A"/>
+          <w:sz w:val="24"/>
+        </w:rPr>
+        <w:t>1. 음반 데이터</w:t>
+      </w:r>
+    </w:p>
+    <w:p>
+      <w:pPr>
+        <w:spacing w:line="324" w:lineRule="auto" w:after="80"/>
+      </w:pPr>
+      <w:r>
+        <w:rPr w:rFonts="맑은 고딕">
+          <w:rFonts w:ascii="맑은 고딕" w:hAnsi="맑은 고딕" w:eastAsia="맑은 고딕"/>
+          <w:b w:val="0"/>
+          <w:color w:val="6B7280"/>
+          <w:sz w:val="21"/>
+        </w:rPr>
+        <w:t xml:space="preserve">· </w:t>
+      </w:r>
+      <w:r>
+        <w:rPr w:rFonts="맑은 고딕">
+          <w:rFonts w:ascii="맑은 고딕" w:hAnsi="맑은 고딕" w:eastAsia="맑은 고딕"/>
+          <w:b/>
+          <w:color w:val="1F2937"/>
+          <w:sz w:val="21"/>
+        </w:rPr>
+        <w:t xml:space="preserve">앨범명: </w:t>
+      </w:r>
       <w:r>
         <w:rPr w:rFonts="맑은 고딕">
           <w:rFonts w:ascii="맑은 고딕" w:hAnsi="맑은 고딕" w:eastAsia="맑은 고딕"/>
           <w:b w:val="0"/>
           <w:sz w:val="21"/>
         </w:rPr>
-        <w:t>음악적으로 이 앨범은 디스코 팝부터 서정적인 팝 포크, 그리고 콘텐포러리 록에 이르기까지 다채로운 스펙트럼을 자랑합니다. 세계적인 팝 그룹 ABBA의 화려하고 경쾌한 디스코 히트곡 "Dancing Queen"으로 포문을 열며, 모리스 알버트(Morris Albert)의 애절한 감성이 돋보이는 classic 보컬 발라드 "Feelings", 올리비아 뉴튼 존(Olivia Newton-John)의 청아한 음색이 매력적인 "Have You Never Been Mellow"로 이어지는 트랙 리스트는 감상자에게 지루할 틈 없는 완벽한 흐름을 제공합니다.</w:t>
+        <w:t>New Pops Album Vol. 6</w:t>
       </w:r>
     </w:p>
     <w:p>
       <w:pPr>
-        <w:spacing w:line="312" w:lineRule="auto" w:after="120"/>
+        <w:spacing w:line="324" w:lineRule="auto" w:after="80"/>
       </w:pPr>
+      <w:r>
+        <w:rPr w:rFonts="맑은 고딕">
+          <w:rFonts w:ascii="맑은 고딕" w:hAnsi="맑은 고딕" w:eastAsia="맑은 고딕"/>
+          <w:b w:val="0"/>
+          <w:color w:val="6B7280"/>
+          <w:sz w:val="21"/>
+        </w:rPr>
+        <w:t xml:space="preserve">· </w:t>
+      </w:r>
+      <w:r>
+        <w:rPr w:rFonts="맑은 고딕">
+          <w:rFonts w:ascii="맑은 고딕" w:hAnsi="맑은 고딕" w:eastAsia="맑은 고딕"/>
+          <w:b/>
+          <w:color w:val="1F2937"/>
+          <w:sz w:val="21"/>
+        </w:rPr>
+        <w:t xml:space="preserve">아티스트: </w:t>
+      </w:r>
       <w:r>
         <w:rPr w:rFonts="맑은 고딕">
           <w:rFonts w:ascii="맑은 고딕" w:hAnsi="맑은 고딕" w:eastAsia="맑은 고딕"/>
           <w:b w:val="0"/>
           <w:sz w:val="21"/>
         </w:rPr>
-        <w:t>특히 이 음반에 수록된 곡들은 아날로그 LP 특유의 따뜻하고 풍성한 질감과 만났을 때 그 진가를 발휘합니다. 카펜터스(Carpenters)의 따스한 아쿠스틱 사운드와 카렌 카펜터의 신비로운 낮고 깊은 보컬, 이글스(Eagles)가 선보이는 아메리칸 록의 고즈넉한 서정미는 LP 회전판을 따라 흘러나오는 묵직한 중저음과 어우러져 깊은 감동을 선사합니다. 에릭 클랩튼(Eric Clapton)의 낭만적인 기타 리프가 인상적인 "Wonderful Tonight" 역시 이 음반의 품격을 한층 더 높여줍니다.</w:t>
+        <w:t>Various Artists</w:t>
       </w:r>
     </w:p>
     <w:p>
       <w:pPr>
-        <w:spacing w:line="312" w:lineRule="auto" w:after="120"/>
+        <w:spacing w:line="324" w:lineRule="auto" w:after="80"/>
       </w:pPr>
+      <w:r>
+        <w:rPr w:rFonts="맑은 고딕">
+          <w:rFonts w:ascii="맑은 고딕" w:hAnsi="맑은 고딕" w:eastAsia="맑은 고딕"/>
+          <w:b w:val="0"/>
+          <w:color w:val="6B7280"/>
+          <w:sz w:val="21"/>
+        </w:rPr>
+        <w:t xml:space="preserve">· </w:t>
+      </w:r>
+      <w:r>
+        <w:rPr w:rFonts="맑은 고딕">
+          <w:rFonts w:ascii="맑은 고딕" w:hAnsi="맑은 고딕" w:eastAsia="맑은 고딕"/>
+          <w:b/>
+          <w:color w:val="1F2937"/>
+          <w:sz w:val="21"/>
+        </w:rPr>
+        <w:t xml:space="preserve">발매 정보: </w:t>
+      </w:r>
       <w:r>
         <w:rPr w:rFonts="맑은 고딕">
           <w:rFonts w:ascii="맑은 고딕" w:hAnsi="맑은 고딕" w:eastAsia="맑은 고딕"/>
           <w:b w:val="0"/>
           <w:sz w:val="21"/>
         </w:rPr>
-        <w:t>《New Pops Album Vol. 6》는 단순히 히트곡을 모아놓은 앨범을 넘어, 70년대를 살아간 이들에게는 청춘의 아련한 추억을 되살려주고 현대의 리스너들에게는 팝 음악의 가장 찬란했던 유산을 아날로그 음향으로 체감하게 해주는 귀중한 음악적 사료입니다. 정제된 편곡과 뛰어난 가창력이 돋보이는 곡들로 채워진 이 LP는 음악 컬렉터들의 라이브러리에서 더욱 빛을 발할 명음반입니다.</w:t>
+        <w:t>1970~80년대 서구 팝 음악의 다채로운 조류와 정수를 당대 애호가들에게 소개하기 위해 기획·발매된 정통 옴니버스 LP 시리즈 음반입니다.</w:t>
+      </w:r>
+    </w:p>
+    <w:p>
+      <w:pPr>
+        <w:spacing w:line="324" w:lineRule="auto" w:after="80"/>
+      </w:pPr>
+      <w:r>
+        <w:rPr w:rFonts="맑은 고딕">
+          <w:rFonts w:ascii="맑은 고딕" w:hAnsi="맑은 고딕" w:eastAsia="맑은 고딕"/>
+          <w:b w:val="0"/>
+          <w:color w:val="6B7280"/>
+          <w:sz w:val="21"/>
+        </w:rPr>
+        <w:t xml:space="preserve">· </w:t>
+      </w:r>
+      <w:r>
+        <w:rPr w:rFonts="맑은 고딕">
+          <w:rFonts w:ascii="맑은 고딕" w:hAnsi="맑은 고딕" w:eastAsia="맑은 고딕"/>
+          <w:b/>
+          <w:color w:val="1F2937"/>
+          <w:sz w:val="21"/>
+        </w:rPr>
+        <w:t xml:space="preserve">LP 인기도(판매량): </w:t>
+      </w:r>
+      <w:r>
+        <w:rPr w:rFonts="맑은 고딕">
+          <w:rFonts w:ascii="맑은 고딕" w:hAnsi="맑은 고딕" w:eastAsia="맑은 고딕"/>
+          <w:b w:val="0"/>
+          <w:sz w:val="21"/>
+        </w:rPr>
+        <w:t>발매 당시 국내외 음악다방과 청년 세대의 애장반으로 자리 잡으며 폭발적인 라디오 리퀘스트와 높은 음반 판매고를 기록하였습니다.</w:t>
+      </w:r>
+    </w:p>
+    <w:p>
+      <w:pPr>
+        <w:spacing w:line="324" w:lineRule="auto" w:after="80"/>
+      </w:pPr>
+      <w:r>
+        <w:rPr w:rFonts="맑은 고딕">
+          <w:rFonts w:ascii="맑은 고딕" w:hAnsi="맑은 고딕" w:eastAsia="맑은 고딕"/>
+          <w:b w:val="0"/>
+          <w:color w:val="6B7280"/>
+          <w:sz w:val="21"/>
+        </w:rPr>
+        <w:t xml:space="preserve">· </w:t>
+      </w:r>
+      <w:r>
+        <w:rPr w:rFonts="맑은 고딕">
+          <w:rFonts w:ascii="맑은 고딕" w:hAnsi="맑은 고딕" w:eastAsia="맑은 고딕"/>
+          <w:b/>
+          <w:color w:val="1F2937"/>
+          <w:sz w:val="21"/>
+        </w:rPr>
+        <w:t xml:space="preserve">각종 수상경력: </w:t>
+      </w:r>
+      <w:r>
+        <w:rPr w:rFonts="맑은 고딕">
+          <w:rFonts w:ascii="맑은 고딕" w:hAnsi="맑은 고딕" w:eastAsia="맑은 고딕"/>
+          <w:b w:val="0"/>
+          <w:sz w:val="21"/>
+        </w:rPr>
+        <w:t>수록곡들 대다수가 빌보드 핫 100 상위권 및 권위 있는 글로벌 팝 차트를 석권하였으며, 그래미 어워드 후보 및 수상 경력에 빛나는 거장들의 명연주로 채워져 있습니다.</w:t>
+      </w:r>
+    </w:p>
+    <w:p>
+      <w:pPr>
+        <w:spacing w:line="324" w:lineRule="auto" w:before="200" w:after="80"/>
+      </w:pPr>
+      <w:r>
+        <w:rPr w:rFonts="맑은 고딕">
+          <w:rFonts w:ascii="맑은 고딕" w:hAnsi="맑은 고딕" w:eastAsia="맑은 고딕"/>
+          <w:b/>
+          <w:color w:val="1E3A8A"/>
+          <w:sz w:val="24"/>
+        </w:rPr>
+        <w:t>2. 아티스트 정보</w:t>
+      </w:r>
+    </w:p>
+    <w:p>
+      <w:pPr>
+        <w:spacing w:line="324" w:lineRule="auto" w:after="80"/>
+      </w:pPr>
+      <w:r>
+        <w:rPr w:rFonts="맑은 고딕">
+          <w:rFonts w:ascii="맑은 고딕" w:hAnsi="맑은 고딕" w:eastAsia="맑은 고딕"/>
+          <w:b w:val="0"/>
+          <w:color w:val="6B7280"/>
+          <w:sz w:val="21"/>
+        </w:rPr>
+        <w:t xml:space="preserve">· </w:t>
+      </w:r>
+      <w:r>
+        <w:rPr w:rFonts="맑은 고딕">
+          <w:rFonts w:ascii="맑은 고딕" w:hAnsi="맑은 고딕" w:eastAsia="맑은 고딕"/>
+          <w:b/>
+          <w:color w:val="1F2937"/>
+          <w:sz w:val="21"/>
+        </w:rPr>
+        <w:t xml:space="preserve">국적: </w:t>
+      </w:r>
+      <w:r>
+        <w:rPr w:rFonts="맑은 고딕">
+          <w:rFonts w:ascii="맑은 고딕" w:hAnsi="맑은 고딕" w:eastAsia="맑은 고딕"/>
+          <w:b w:val="0"/>
+          <w:sz w:val="21"/>
+        </w:rPr>
+        <w:t>미국, 영국을 비롯한 다국적</w:t>
+      </w:r>
+    </w:p>
+    <w:p>
+      <w:pPr>
+        <w:spacing w:line="324" w:lineRule="auto" w:after="80"/>
+      </w:pPr>
+      <w:r>
+        <w:rPr w:rFonts="맑은 고딕">
+          <w:rFonts w:ascii="맑은 고딕" w:hAnsi="맑은 고딕" w:eastAsia="맑은 고딕"/>
+          <w:b w:val="0"/>
+          <w:color w:val="6B7280"/>
+          <w:sz w:val="21"/>
+        </w:rPr>
+        <w:t xml:space="preserve">· </w:t>
+      </w:r>
+      <w:r>
+        <w:rPr w:rFonts="맑은 고딕">
+          <w:rFonts w:ascii="맑은 고딕" w:hAnsi="맑은 고딕" w:eastAsia="맑은 고딕"/>
+          <w:b/>
+          <w:color w:val="1F2937"/>
+          <w:sz w:val="21"/>
+        </w:rPr>
+        <w:t xml:space="preserve">생몰년도: </w:t>
+      </w:r>
+      <w:r>
+        <w:rPr w:rFonts="맑은 고딕">
+          <w:rFonts w:ascii="맑은 고딕" w:hAnsi="맑은 고딕" w:eastAsia="맑은 고딕"/>
+          <w:b w:val="0"/>
+          <w:sz w:val="21"/>
+        </w:rPr>
+        <w:t>20세기 팝 음악의 르네상스를 이끈 거장들의 전성기 레코딩</w:t>
+      </w:r>
+    </w:p>
+    <w:p>
+      <w:pPr>
+        <w:spacing w:line="324" w:lineRule="auto" w:after="80"/>
+      </w:pPr>
+      <w:r>
+        <w:rPr w:rFonts="맑은 고딕">
+          <w:rFonts w:ascii="맑은 고딕" w:hAnsi="맑은 고딕" w:eastAsia="맑은 고딕"/>
+          <w:b w:val="0"/>
+          <w:color w:val="6B7280"/>
+          <w:sz w:val="21"/>
+        </w:rPr>
+        <w:t xml:space="preserve">· </w:t>
+      </w:r>
+      <w:r>
+        <w:rPr w:rFonts="맑은 고딕">
+          <w:rFonts w:ascii="맑은 고딕" w:hAnsi="맑은 고딕" w:eastAsia="맑은 고딕"/>
+          <w:b/>
+          <w:color w:val="1F2937"/>
+          <w:sz w:val="21"/>
+        </w:rPr>
+        <w:t xml:space="preserve">그룹 소속: </w:t>
+      </w:r>
+      <w:r>
+        <w:rPr w:rFonts="맑은 고딕">
+          <w:rFonts w:ascii="맑은 고딕" w:hAnsi="맑은 고딕" w:eastAsia="맑은 고딕"/>
+          <w:b w:val="0"/>
+          <w:sz w:val="21"/>
+        </w:rPr>
+        <w:t>솔로 보컬리스트 및 앙상블 밴드 연합 (Various Artists)</w:t>
+      </w:r>
+    </w:p>
+    <w:p>
+      <w:pPr>
+        <w:spacing w:line="324" w:lineRule="auto" w:after="80"/>
+      </w:pPr>
+      <w:r>
+        <w:rPr w:rFonts="맑은 고딕">
+          <w:rFonts w:ascii="맑은 고딕" w:hAnsi="맑은 고딕" w:eastAsia="맑은 고딕"/>
+          <w:b w:val="0"/>
+          <w:color w:val="6B7280"/>
+          <w:sz w:val="21"/>
+        </w:rPr>
+        <w:t xml:space="preserve">· </w:t>
+      </w:r>
+      <w:r>
+        <w:rPr w:rFonts="맑은 고딕">
+          <w:rFonts w:ascii="맑은 고딕" w:hAnsi="맑은 고딕" w:eastAsia="맑은 고딕"/>
+          <w:b/>
+          <w:color w:val="1F2937"/>
+          <w:sz w:val="21"/>
+        </w:rPr>
+        <w:t xml:space="preserve">아티스트 소개: </w:t>
+      </w:r>
+      <w:r>
+        <w:rPr w:rFonts="맑은 고딕">
+          <w:rFonts w:ascii="맑은 고딕" w:hAnsi="맑은 고딕" w:eastAsia="맑은 고딕"/>
+          <w:b w:val="0"/>
+          <w:sz w:val="21"/>
+        </w:rPr>
+        <w:t>본 앨범에 참여한 음악가들은 팝, 록, 소프트 발라드, 어덜트 컨템퍼러리 등 다채로운 장르에서 대중음악의 문법을 정립한 주역들입니다. 탁월한 가창력과 섬세한 악곡 해석을 바탕으로 당대 음악계를 지배하였으며, 후대 아티스트들에게 지대한 영감을 전해주었습니다.</w:t>
+      </w:r>
+    </w:p>
+    <w:p>
+      <w:pPr>
+        <w:spacing w:line="324" w:lineRule="auto" w:before="200" w:after="80"/>
+      </w:pPr>
+      <w:r>
+        <w:rPr w:rFonts="맑은 고딕">
+          <w:rFonts w:ascii="맑은 고딕" w:hAnsi="맑은 고딕" w:eastAsia="맑은 고딕"/>
+          <w:b/>
+          <w:color w:val="1E3A8A"/>
+          <w:sz w:val="24"/>
+        </w:rPr>
+        <w:t>3. 음반 상세 분석</w:t>
+      </w:r>
+    </w:p>
+    <w:p>
+      <w:pPr>
+        <w:spacing w:line="324" w:lineRule="auto" w:after="80"/>
+      </w:pPr>
+      <w:r>
+        <w:rPr w:rFonts="맑은 고딕">
+          <w:rFonts w:ascii="맑은 고딕" w:hAnsi="맑은 고딕" w:eastAsia="맑은 고딕"/>
+          <w:b w:val="0"/>
+          <w:color w:val="6B7280"/>
+          <w:sz w:val="21"/>
+        </w:rPr>
+        <w:t xml:space="preserve">· </w:t>
+      </w:r>
+      <w:r>
+        <w:rPr w:rFonts="맑은 고딕">
+          <w:rFonts w:ascii="맑은 고딕" w:hAnsi="맑은 고딕" w:eastAsia="맑은 고딕"/>
+          <w:b/>
+          <w:color w:val="1F2937"/>
+          <w:sz w:val="21"/>
+        </w:rPr>
+        <w:t xml:space="preserve">역사적 위치: </w:t>
+      </w:r>
+      <w:r>
+        <w:rPr w:rFonts="맑은 고딕">
+          <w:rFonts w:ascii="맑은 고딕" w:hAnsi="맑은 고딕" w:eastAsia="맑은 고딕"/>
+          <w:b w:val="0"/>
+          <w:sz w:val="21"/>
+        </w:rPr>
+        <w:t>단일 장르에 매몰되지 않고 팝 음악의 찬란한 전성기 유산을 조화롭게 집대성하여, 당대 대중음악의 유기적 흐름과 음악사적 진화를 한눈에 조망할 수 있는 귀중한 이정표입니다.</w:t>
+      </w:r>
+    </w:p>
+    <w:p>
+      <w:pPr>
+        <w:spacing w:line="324" w:lineRule="auto" w:after="80"/>
+      </w:pPr>
+      <w:r>
+        <w:rPr w:rFonts="맑은 고딕">
+          <w:rFonts w:ascii="맑은 고딕" w:hAnsi="맑은 고딕" w:eastAsia="맑은 고딕"/>
+          <w:b w:val="0"/>
+          <w:color w:val="6B7280"/>
+          <w:sz w:val="21"/>
+        </w:rPr>
+        <w:t xml:space="preserve">· </w:t>
+      </w:r>
+      <w:r>
+        <w:rPr w:rFonts="맑은 고딕">
+          <w:rFonts w:ascii="맑은 고딕" w:hAnsi="맑은 고딕" w:eastAsia="맑은 고딕"/>
+          <w:b/>
+          <w:color w:val="1F2937"/>
+          <w:sz w:val="21"/>
+        </w:rPr>
+        <w:t xml:space="preserve">시대의 흔적(스토리텔링): </w:t>
+      </w:r>
+      <w:r>
+        <w:rPr w:rFonts="맑은 고딕">
+          <w:rFonts w:ascii="맑은 고딕" w:hAnsi="맑은 고딕" w:eastAsia="맑은 고딕"/>
+          <w:b w:val="0"/>
+          <w:sz w:val="21"/>
+        </w:rPr>
+        <w:t>지지직거리는 라디오 주파수 너머로 흘러나오던 이국적인 선율에 귀 기울이던 그 시절의 순수와 낭만이 음반 전편에 배어 있습니다. 격변의 시대 속에서도 음악을 통해 위로받고 꿈을 꾸었던 청춘들의 감수성과 시대의 정취가 오롯이 새겨져 있습니다.</w:t>
+      </w:r>
+    </w:p>
+    <w:p>
+      <w:pPr>
+        <w:spacing w:line="324" w:lineRule="auto" w:before="200" w:after="80"/>
+      </w:pPr>
+      <w:r>
+        <w:rPr w:rFonts="맑은 고딕">
+          <w:rFonts w:ascii="맑은 고딕" w:hAnsi="맑은 고딕" w:eastAsia="맑은 고딕"/>
+          <w:b/>
+          <w:color w:val="1E3A8A"/>
+          <w:sz w:val="24"/>
+        </w:rPr>
+        <w:t>4. 주요 수록곡 및 감상 제언</w:t>
+      </w:r>
+    </w:p>
+    <w:p>
+      <w:pPr>
+        <w:spacing w:line="324" w:lineRule="auto" w:after="80"/>
+      </w:pPr>
+      <w:r>
+        <w:rPr w:rFonts="맑은 고딕">
+          <w:rFonts w:ascii="맑은 고딕" w:hAnsi="맑은 고딕" w:eastAsia="맑은 고딕"/>
+          <w:b w:val="0"/>
+          <w:color w:val="6B7280"/>
+          <w:sz w:val="21"/>
+        </w:rPr>
+        <w:t xml:space="preserve">· </w:t>
+      </w:r>
+      <w:r>
+        <w:rPr w:rFonts="맑은 고딕">
+          <w:rFonts w:ascii="맑은 고딕" w:hAnsi="맑은 고딕" w:eastAsia="맑은 고딕"/>
+          <w:b/>
+          <w:color w:val="1F2937"/>
+          <w:sz w:val="21"/>
+        </w:rPr>
+        <w:t xml:space="preserve">주요 수록곡 특징: </w:t>
+      </w:r>
+      <w:r>
+        <w:rPr w:rFonts="맑은 고딕">
+          <w:rFonts w:ascii="맑은 고딕" w:hAnsi="맑은 고딕" w:eastAsia="맑은 고딕"/>
+          <w:b w:val="0"/>
+          <w:sz w:val="21"/>
+        </w:rPr>
+        <w:t>심금을 울리는 서정적인 멜로디의 팝 발라드부터 유려한 오케스트레이션이 돋보이는 곡까지, 섬세한 보컬 하모니와 완벽한 편곡의 미학이 돋보이는 명곡들이 유려하게 배치되어 있습니다.</w:t>
+      </w:r>
+    </w:p>
+    <w:p>
+      <w:pPr>
+        <w:spacing w:line="324" w:lineRule="auto" w:after="80"/>
+      </w:pPr>
+      <w:r>
+        <w:rPr w:rFonts="맑은 고딕">
+          <w:rFonts w:ascii="맑은 고딕" w:hAnsi="맑은 고딕" w:eastAsia="맑은 고딕"/>
+          <w:b w:val="0"/>
+          <w:color w:val="6B7280"/>
+          <w:sz w:val="21"/>
+        </w:rPr>
+        <w:t xml:space="preserve">· </w:t>
+      </w:r>
+      <w:r>
+        <w:rPr w:rFonts="맑은 고딕">
+          <w:rFonts w:ascii="맑은 고딕" w:hAnsi="맑은 고딕" w:eastAsia="맑은 고딕"/>
+          <w:b/>
+          <w:color w:val="1F2937"/>
+          <w:sz w:val="21"/>
+        </w:rPr>
+        <w:t xml:space="preserve">빈티지 감상 제언: </w:t>
+      </w:r>
+      <w:r>
+        <w:rPr w:rFonts="맑은 고딕">
+          <w:rFonts w:ascii="맑은 고딕" w:hAnsi="맑은 고딕" w:eastAsia="맑은 고딕"/>
+          <w:b w:val="0"/>
+          <w:sz w:val="21"/>
+        </w:rPr>
+        <w:t>진공관 앰프의 부드러운 온기와 탄노이나 JBL 계열의 빈티지 스피커를 매칭했을 때, 아날로그 마스터링 특유의 두터운 중음역과 현악·관악 세션의 온화한 잔향이 극대화되어 최상의 음악적 감흥을 선사합니다.</w:t>
+      </w:r>
+    </w:p>
+    <w:p>
+      <w:pPr>
+        <w:spacing w:line="324" w:lineRule="auto" w:after="80"/>
+      </w:pPr>
+      <w:r>
+        <w:rPr w:rFonts="맑은 고딕">
+          <w:rFonts w:ascii="맑은 고딕" w:hAnsi="맑은 고딕" w:eastAsia="맑은 고딕"/>
+          <w:b w:val="0"/>
+          <w:color w:val="6B7280"/>
+          <w:sz w:val="21"/>
+        </w:rPr>
+        <w:t xml:space="preserve">· </w:t>
+      </w:r>
+      <w:r>
+        <w:rPr w:rFonts="맑은 고딕">
+          <w:rFonts w:ascii="맑은 고딕" w:hAnsi="맑은 고딕" w:eastAsia="맑은 고딕"/>
+          <w:b/>
+          <w:color w:val="1F2937"/>
+          <w:sz w:val="21"/>
+        </w:rPr>
+        <w:t xml:space="preserve">소장 가치: </w:t>
+      </w:r>
+      <w:r>
+        <w:rPr w:rFonts="맑은 고딕">
+          <w:rFonts w:ascii="맑은 고딕" w:hAnsi="맑은 고딕" w:eastAsia="맑은 고딕"/>
+          <w:b w:val="0"/>
+          <w:sz w:val="21"/>
+        </w:rPr>
+        <w:t>엄선된 명곡들을 최고의 아날로그 질감으로 한자리에서 감상할 수 있는 기념비적 에디션이자, 레트로 바이닐 컬렉터의 서가에서 오랜 시간 은은한 빛을 발할 높은 아카이브적 가치를 지닙니다.</w:t>
+      </w:r>
+    </w:p>
+    <w:p>
+      <w:pPr>
+        <w:spacing w:line="324" w:lineRule="auto" w:after="120" w:before="160"/>
+      </w:pPr>
+      <w:r>
+        <w:rPr w:rFonts="맑은 고딕">
+          <w:rFonts w:ascii="맑은 고딕" w:hAnsi="맑은 고딕" w:eastAsia="맑은 고딕"/>
+          <w:b/>
+          <w:color w:val="4338CA"/>
+          <w:sz w:val="21"/>
+        </w:rPr>
+        <w:t>이 음반을 통해 아날로그의 따스한 숨결과 불멸의 멜로디가 전해주는 감동을 다시 한번 경험해 보시는 것은 어떨까요?</w:t>
       </w:r>
     </w:p>
     <w:sectPr>
       <w:pgSz w:w="12240" w:h="15840"/>
-      <w:pgMar w:top="1440" w:right="1440" w:bottom="1440" w:left="1440" w:header="720" w:footer="720" w:gutter="0"/>
+      <w:pgMar w:top="1152" w:right="1296" w:bottom="1152" w:left="1296" w:header="720" w:footer="720" w:gutter="0"/>
       <w:cols w:space="720"/>
       <w:docGrid w:linePitch="360"/>
     </w:sectPr>

--- a/word_reports/LP_0015_위치_321_Various Artists_New Pops .docx
+++ b/word_reports/LP_0015_위치_321_Various Artists_New Pops .docx
@@ -32,7 +32,7 @@
     </w:p>
     <w:p>
       <w:pPr>
-        <w:spacing w:line="324" w:lineRule="auto" w:before="80" w:after="160"/>
+        <w:spacing w:line="324" w:lineRule="auto" w:before="80" w:after="120"/>
       </w:pPr>
       <w:r>
         <w:rPr w:rFonts="맑은 고딕">
@@ -42,13 +42,6 @@
           <w:sz w:val="22"/>
         </w:rPr>
         <w:t xml:space="preserve">[음반 소개] </w:t>
-      </w:r>
-      <w:r>
-        <w:rPr w:rFonts="맑은 고딕">
-          <w:rFonts w:ascii="맑은 고딕" w:hAnsi="맑은 고딕" w:eastAsia="맑은 고딕"/>
-          <w:b w:val="0"/>
-          <w:sz w:val="21"/>
-        </w:rPr>
       </w:r>
     </w:p>
     <w:p>
@@ -61,7 +54,33 @@
           <w:b w:val="0"/>
           <w:sz w:val="21"/>
         </w:rPr>
-        <w:t>한 시대의 공기와 낭만을 고스란히 그러안은 컴필레이션 음반은 개별 아티스트의 정규반과는 또 다른 찬란한 서사적 울림을 지닙니다. 본 음반은 팝 음악의 황금기에 세계인들의 가슴을 적셨던 불멸의 선율들을 엄선하여 하나의 아름다운 음향적 풍경화로 엮어낸 수작입니다. 턴테이블의 바늘이 미세한 소리골을 스치는 순간, 잊혀가던 아날로그 시대의 온기와 청춘의 아련한 초상이 눈앞에 선명한 파노라마처럼 펼쳐집니다. 시대를 초월해 애호가들의 감성을 어루만져 온 명곡들의 정수를 집대성하여 클래식 음악 못지않은 깊은 미학적 감동과 품격을 선사합니다.</w:t>
+        <w:t>디지털 스트리밍이라는 무한한 음원의 바다 속에서 우리가 종종 잊고 지내는 것은 바로 '선곡의 미학'과 '한 장의 음반이 지닌 완결된 서사'입니다. 20세기 후반, 바다 건너의 새로운 음악적 조류를 목마르게 기다리던 당대 음악 애호가들에게 컴필레이션 바이닐은 단순한 히트곡의 나열을 넘어 세계 대중음악의 찬란한 지형도를 비추는 가장 눈부신 창(窓)이었습니다. 본 음반 《New Pops Album Vol. 6》는 팝 음악의 황금기라 불리던 당대 글로벌 음악 씬의 심장부를 관통하며, 세련된 감수성과 탁월한 멜로디로 무장한 당대 최고의 트랙들을 정갈하게 엮어낸 기념비적인 옴니버스 명반입니다.</w:t>
+      </w:r>
+    </w:p>
+    <w:p>
+      <w:pPr>
+        <w:spacing w:line="324" w:lineRule="auto" w:after="120"/>
+      </w:pPr>
+      <w:r>
+        <w:rPr w:rFonts="맑은 고딕">
+          <w:rFonts w:ascii="맑은 고딕" w:hAnsi="맑은 고딕" w:eastAsia="맑은 고딕"/>
+          <w:b w:val="0"/>
+          <w:sz w:val="21"/>
+        </w:rPr>
+        <w:t>이 음반의 탄생은 서구 팝 음악이 지닌 다채로운 음악적 혁신—포크의 따스한 서정, 록의 역동적인 에너지, 어덜트 컨템포러리와 팝 발라드가 지닌 우아함—이 한국 리스너들의 정서와 깊게 호흡하던 문화적 르네상스의 산물입니다. 각 트랙은 당대 최고의 보컬리스트들과 연주자들이 남긴 음악적 고백이자 시대적 숨결이며, 서로 다른 개성을 지닌 아티스트들의 악곡이 하나의 앨범 안에서 경이로운 조화와 균형미를 이루며 유려한 감정의 파동을 직조해 냅니다.</w:t>
+      </w:r>
+    </w:p>
+    <w:p>
+      <w:pPr>
+        <w:spacing w:line="324" w:lineRule="auto" w:after="120"/>
+      </w:pPr>
+      <w:r>
+        <w:rPr w:rFonts="맑은 고딕">
+          <w:rFonts w:ascii="맑은 고딕" w:hAnsi="맑은 고딕" w:eastAsia="맑은 고딕"/>
+          <w:b w:val="0"/>
+          <w:sz w:val="21"/>
+        </w:rPr>
+        <w:t>세월의 두께가 켜켜이 쌓인 오늘날, 이 음반을 턴테이블 위에 올리고 조심스레 카트리지를 내리는 순간은 시간을 거슬러 올라가는 숭고한 서정적 여정이 됩니다. 화려했던 젊은 날의 편린, 낡은 오디오 룸과 음악다방의 턴테이블 주위를 맴돌던 아련한 공기, 그리고 청춘의 고뇌와 설렘을 어루만져 주던 멜로디의 온기가 묵직한 비닐 그루브를 통해 생생히 피어오릅니다. 음악이 인간의 영혼에 선사할 수 있는 가장 순수한 위로와 낭만을 고스란히 간직한 본 작은, 단순한 기획반의 경계를 훌쩍 뛰어넘어 세대를 관통하는 영원한 클래식으로서의 가치를 증명하고 있습니다.</w:t>
       </w:r>
     </w:p>
     <w:p>
@@ -168,7 +187,7 @@
           <w:b w:val="0"/>
           <w:sz w:val="21"/>
         </w:rPr>
-        <w:t>1970~80년대 서구 팝 음악의 다채로운 조류와 정수를 당대 애호가들에게 소개하기 위해 기획·발매된 정통 옴니버스 LP 시리즈 음반입니다.</w:t>
+        <w:t>1970~80년대 팝 음악의 번영기에 대중의 뜨거운 사랑을 받던 해외 유수의 명곡들을 엄선하여 감각적으로 기획·발매한 역사적 옴니버스 LP</w:t>
       </w:r>
     </w:p>
     <w:p>
@@ -199,7 +218,7 @@
           <w:b w:val="0"/>
           <w:sz w:val="21"/>
         </w:rPr>
-        <w:t>발매 당시 국내외 음악다방과 청년 세대의 애장반으로 자리 잡으며 폭발적인 라디오 리퀘스트와 높은 음반 판매고를 기록하였습니다.</w:t>
+        <w:t>발매 당시 팝 애호가와 라디오 청취자 층을 중심으로 폭발적인 반향을 일으키며 음악다방과 가정용 전축의 필수 애청반으로 군림한 베스트셀러</w:t>
       </w:r>
     </w:p>
     <w:p>
@@ -230,7 +249,7 @@
           <w:b w:val="0"/>
           <w:sz w:val="21"/>
         </w:rPr>
-        <w:t>수록곡들 대다수가 빌보드 핫 100 상위권 및 권위 있는 글로벌 팝 차트를 석권하였으며, 그래미 어워드 후보 및 수상 경력에 빛나는 거장들의 명연주로 채워져 있습니다.</w:t>
+        <w:t>빌보드(Billboard) 차트 상위권 진입 곡 및 그래미 어워드(Grammy Awards) 노미네이트/수상에 빛나는 거장들의 검증된 명곡들이 대거 집대성된 권위 있는 트랙리스트</w:t>
       </w:r>
     </w:p>
     <w:p>
@@ -275,7 +294,7 @@
           <w:b w:val="0"/>
           <w:sz w:val="21"/>
         </w:rPr>
-        <w:t>미국, 영국을 비롯한 다국적</w:t>
+        <w:t>다국적 (미국, 영국 등 글로벌 팝 씬의 주역들)</w:t>
       </w:r>
     </w:p>
     <w:p>
@@ -306,7 +325,7 @@
           <w:b w:val="0"/>
           <w:sz w:val="21"/>
         </w:rPr>
-        <w:t>20세기 팝 음악의 르네상스를 이끈 거장들의 전성기 레코딩</w:t>
+        <w:t>20세기 중후반 팝 역사를 수놓은 전설적인 아티스트 연합</w:t>
       </w:r>
     </w:p>
     <w:p>
@@ -337,7 +356,7 @@
           <w:b w:val="0"/>
           <w:sz w:val="21"/>
         </w:rPr>
-        <w:t>솔로 보컬리스트 및 앙상블 밴드 연합 (Various Artists)</w:t>
+        <w:t>옴니버스 (솔로 싱어송라이터, 보컬 그룹, 록 밴드 등 다채로운 구성)</w:t>
       </w:r>
     </w:p>
     <w:p>
@@ -368,7 +387,7 @@
           <w:b w:val="0"/>
           <w:sz w:val="21"/>
         </w:rPr>
-        <w:t>본 앨범에 참여한 음악가들은 팝, 록, 소프트 발라드, 어덜트 컨템퍼러리 등 다채로운 장르에서 대중음악의 문법을 정립한 주역들입니다. 탁월한 가창력과 섬세한 악곡 해석을 바탕으로 당대 음악계를 지배하였으며, 후대 아티스트들에게 지대한 영감을 전해주었습니다.</w:t>
+        <w:t>각 장르의 최전선에서 대중음악의 어법을 확장하고 시대의 정서를 대변했던 당대 최정상 아티스트들이 참여하여, 하나의 음반 안에서 20세기 팝 음악의 풍성한 스펙트럼과 독보적인 예술적 위상을 한눈에 조망하게 합니다.</w:t>
       </w:r>
     </w:p>
     <w:p>
@@ -413,7 +432,7 @@
           <w:b w:val="0"/>
           <w:sz w:val="21"/>
         </w:rPr>
-        <w:t>단일 장르에 매몰되지 않고 팝 음악의 찬란한 전성기 유산을 조화롭게 집대성하여, 당대 대중음악의 유기적 흐름과 음악사적 진화를 한눈에 조망할 수 있는 귀중한 이정표입니다.</w:t>
+        <w:t>당대 전 세계를 사로잡았던 팝의 조류를 단 한 장의 바이닐로 압축해 낸 사료적 가치를 지니며, 뛰어난 트랙 배치와 큐레이션의 미학이 돋보이는 옴니버스 명반의 모범적 전형</w:t>
       </w:r>
     </w:p>
     <w:p>
@@ -444,7 +463,7 @@
           <w:b w:val="0"/>
           <w:sz w:val="21"/>
         </w:rPr>
-        <w:t>지지직거리는 라디오 주파수 너머로 흘러나오던 이국적인 선율에 귀 기울이던 그 시절의 순수와 낭만이 음반 전편에 배어 있습니다. 격변의 시대 속에서도 음악을 통해 위로받고 꿈을 꾸었던 청춘들의 감수성과 시대의 정취가 오롯이 새겨져 있습니다.</w:t>
+        <w:t>카세트테이프와 턴테이블로 음악을 나누어 듣고, 심야 라디오 시그널에 귀를 기울이며 낭만을 키워가던 당대 청춘들의 문화적 자화상과 정서적 노스탤지어가 고스란히 투영된 시대의 거울</w:t>
       </w:r>
     </w:p>
     <w:p>
@@ -489,7 +508,7 @@
           <w:b w:val="0"/>
           <w:sz w:val="21"/>
         </w:rPr>
-        <w:t>심금을 울리는 서정적인 멜로디의 팝 발라드부터 유려한 오케스트레이션이 돋보이는 곡까지, 섬세한 보컬 하모니와 완벽한 편곡의 미학이 돋보이는 명곡들이 유려하게 배치되어 있습니다.</w:t>
+        <w:t>애절하고 감미로운 멜로디로 심금을 울리는 정통 팝 발라드부터 유려한 스트링 편곡과 세련된 리듬감이 돋보이는 어덜트 컨템포러리 트랙까지, 드라마틱한 기승전결과 높은 음악적 완성도를 자랑함</w:t>
       </w:r>
     </w:p>
     <w:p>
@@ -520,7 +539,7 @@
           <w:b w:val="0"/>
           <w:sz w:val="21"/>
         </w:rPr>
-        <w:t>진공관 앰프의 부드러운 온기와 탄노이나 JBL 계열의 빈티지 스피커를 매칭했을 때, 아날로그 마스터링 특유의 두터운 중음역과 현악·관악 세션의 온화한 잔향이 극대화되어 최상의 음악적 감흥을 선사합니다.</w:t>
+        <w:t>진공관 앰프의 따스한 배음과 아날로그 카트리지가 긁어내는 찰나의 미세한 크랙클 노이즈 속에서 감상할 때, 보컬의 숨결과 어쿠스틱 악기의 잔향이 극대화되어 아날로그 오디오 특유의 그윽한 질감을 만끽할 수 있음</w:t>
       </w:r>
     </w:p>
     <w:p>
@@ -551,7 +570,7 @@
           <w:b w:val="0"/>
           <w:sz w:val="21"/>
         </w:rPr>
-        <w:t>엄선된 명곡들을 최고의 아날로그 질감으로 한자리에서 감상할 수 있는 기념비적 에디션이자, 레트로 바이닐 컬렉터의 서가에서 오랜 시간 은은한 빛을 발할 높은 아카이브적 가치를 지닙니다.</w:t>
+        <w:t>디지털 음원으로는 결코 치환될 수 없는 아날로그 시절 특유의 시대적 공기와 기획반 바이닐만의 희소성을 품고 있어, 정통 팝 애호가와 오디오파일 모두에게 깊은 만족을 선사하는 컬렉터스 아이템</w:t>
       </w:r>
     </w:p>
     <w:p>
@@ -565,7 +584,7 @@
           <w:color w:val="4338CA"/>
           <w:sz w:val="21"/>
         </w:rPr>
-        <w:t>이 음반을 통해 아날로그의 따스한 숨결과 불멸의 멜로디가 전해주는 감동을 다시 한번 경험해 보시는 것은 어떨까요?</w:t>
+        <w:t>이 음반을 통해 아날로그 바늘 끝에서 피어나는 시대의 낭만과 멜로디가 전해주는 감동을 다시 한번 경험해 보시는 것은 어떨까요?</w:t>
       </w:r>
     </w:p>
     <w:sectPr>
